--- a/template_piturim.docx
+++ b/template_piturim.docx
@@ -114,7 +114,7 @@
           <w:u w:val="single"/>
           <w:rtl/>
         </w:rPr>
-        <w:t>א.ב.ת.</w:t>
+        <w:t>{{COMPANY_NAME}}</w:t>
       </w:r>
       <w:r>
         <w:rPr>
@@ -126,7 +126,6 @@
           <w:u w:val="single"/>
           <w:rtl/>
         </w:rPr>
-        <w:t xml:space="preserve"> שירותי שטיפה בע”מ </w:t>
       </w:r>
     </w:p>
     <w:p>
@@ -271,7 +270,7 @@
           <w:rFonts w:cs="Arial"/>
           <w:rtl/>
         </w:rPr>
-        <w:t xml:space="preserve">בהמשך לשימוע שנערך לך ביום {{HEARING_DATE}}, ולאחר שנשקלו כלל הדברים שהוצגו במהלכו, הוחלט על סיום העסקתך בחברת א.ב.ת. שירותי שטיפה בע”מ.</w:t>
+        <w:t>בהמשך לשימוע שנערך לך ביום {{HEARING_DATE}}, ולאחר שנשקלו כלל הדברים שהוצגו במהלכו, הוחלט על סיום העסקתך בחברת {{COMPANY_NAME}}.</w:t>
       </w:r>
     </w:p>
     <w:p>

--- a/template_piturim.docx
+++ b/template_piturim.docx
@@ -397,6 +397,26 @@
         </w:rPr>
       </w:pPr>
     </w:p>
+    <w:p>
+      <w:pPr>
+        <w:bidi/>
+      </w:pPr>
+      <w:r>
+        <w:rPr>
+          <w:rtl/>
+        </w:rPr>
+        <w:t>אישור העובד: קראתי וקיבלתי את המכתב ____________</w:t>
+      </w:r>
+      <w:r>
+        <w:rPr>
+          <w:color w:val="FFFFFF"/>
+          <w:sz w:val="2"/>
+          <w:rtl/>
+        </w:rPr>
+        <w:t>§</w:t>
+      </w:r>
+    </w:p>
+    <w:p/>
     <w:p>
       <w:pPr>
         <w:rPr>
